--- a/preview/docxs/39-ats-structured.docx
+++ b/preview/docxs/39-ats-structured.docx
@@ -508,7 +508,7 @@
         </w:rPr>
         <w:t xml:space="preserve">Demo: </w:t>
       </w:r>
-      <w:hyperlink w:history="1" r:id="rIdlwguffpaax0l93oc3iwjw">
+      <w:hyperlink w:history="1" r:id="rIdcnmbgs3vpjjwnzqof0e1s">
         <w:r>
           <w:rPr>
             <w:color w:val="1a1a1a"/>
@@ -536,7 +536,7 @@
         </w:rPr>
         <w:t xml:space="preserve">Code: </w:t>
       </w:r>
-      <w:hyperlink w:history="1" r:id="rId0zega8yqy1gg2zofhmyob">
+      <w:hyperlink w:history="1" r:id="rIdkyfsb7navbmybwl7jp26x">
         <w:r>
           <w:rPr>
             <w:color w:val="1a1a1a"/>
@@ -626,7 +626,7 @@
         </w:rPr>
         <w:t xml:space="preserve">Demo: </w:t>
       </w:r>
-      <w:hyperlink w:history="1" r:id="rId6ahmpbgfaeylihg0pnwl_">
+      <w:hyperlink w:history="1" r:id="rIdaseoptp9fmckwu93gnp29">
         <w:r>
           <w:rPr>
             <w:color w:val="1a1a1a"/>
@@ -1060,7 +1060,7 @@
         </w:rPr>
         <w:t xml:space="preserve">Portfolio: </w:t>
       </w:r>
-      <w:hyperlink w:history="1" r:id="rIduoo5quq60o8m_jeq-fccv">
+      <w:hyperlink w:history="1" r:id="rIdiz8gnqr_0t-ehpzljg3jz">
         <w:r>
           <w:rPr>
             <w:color w:val="1a1a1a"/>
